--- a/Matteo, Neglia, Bobbo/Matteo et al.docx
+++ b/Matteo, Neglia, Bobbo/Matteo et al.docx
@@ -753,6 +753,9 @@
     </w:p>
     <w:p>
       <w:r>
+        <w:rPr>
+          <w:noProof/>
+        </w:rPr>
         <w:drawing>
           <wp:inline distT="0" distB="0" distL="0" distR="0" wp14:anchorId="56C456D5" wp14:editId="611640A8">
             <wp:extent cx="4826000" cy="838200"/>
@@ -849,8 +852,16 @@
         <w:rPr>
           <w:b/>
           <w:bCs/>
-        </w:rPr>
-        <w:t>Exploiting machine learning methods with monthly routine milk recording data and climatic information to predict subclinical mastitis in Italian Mediterranean buffaloes</w:t>
+          <w:highlight w:val="yellow"/>
+        </w:rPr>
+        <w:t>Exploiting machine learning methods</w:t>
+      </w:r>
+      <w:r>
+        <w:rPr>
+          <w:b/>
+          <w:bCs/>
+        </w:rPr>
+        <w:t xml:space="preserve"> with monthly routine milk recording data and climatic information to predict subclinical mastitis in Italian Mediterranean buffaloes</w:t>
       </w:r>
       <w:r>
         <w:rPr>
@@ -1193,15 +1204,33 @@
           <w:lang w:bidi="fa-IR"/>
         </w:rPr>
         <w:lastRenderedPageBreak/>
-        <w:t xml:space="preserve">15 - </w:t>
-      </w:r>
-      <w:r>
-        <w:rPr>
-          <w:b/>
-          <w:bCs/>
-          <w:lang w:bidi="fa-IR"/>
-        </w:rPr>
-        <w:t>Development and Validation of a Multi-Source Edge–Cloud IoT-Based Decision Support System for Real-Time Cold Stress Detection and Management in Dairy Buffalo Farming</w:t>
+        <w:t xml:space="preserve">15 </w:t>
+      </w:r>
+      <w:r>
+        <w:rPr>
+          <w:b/>
+          <w:bCs/>
+          <w:highlight w:val="yellow"/>
+          <w:lang w:bidi="fa-IR"/>
+        </w:rPr>
+        <w:t xml:space="preserve">- </w:t>
+      </w:r>
+      <w:r>
+        <w:rPr>
+          <w:b/>
+          <w:bCs/>
+          <w:highlight w:val="yellow"/>
+          <w:lang w:bidi="fa-IR"/>
+        </w:rPr>
+        <w:t>Development and Validation of</w:t>
+      </w:r>
+      <w:r>
+        <w:rPr>
+          <w:b/>
+          <w:bCs/>
+          <w:lang w:bidi="fa-IR"/>
+        </w:rPr>
+        <w:t xml:space="preserve"> a Multi-Source Edge–Cloud IoT-Based Decision Support System for Real-Time Cold Stress Detection and Management in Dairy Buffalo Farming</w:t>
       </w:r>
       <w:r>
         <w:rPr>
@@ -1254,6 +1283,7 @@
       </w:pPr>
       <w:r>
         <w:rPr>
+          <w:noProof/>
           <w:lang w:bidi="fa-IR"/>
         </w:rPr>
         <w:drawing>
@@ -1909,6 +1939,7 @@
       </w:pPr>
       <w:r>
         <w:rPr>
+          <w:noProof/>
           <w:lang w:bidi="fa-IR"/>
         </w:rPr>
         <w:drawing>
@@ -1956,6 +1987,7 @@
       </w:pPr>
       <w:r>
         <w:rPr>
+          <w:noProof/>
           <w:lang w:bidi="fa-IR"/>
         </w:rPr>
         <w:lastRenderedPageBreak/>
